--- a/companion/_archive/output_framework.docx
+++ b/companion/_archive/output_framework.docx
@@ -1008,7 +1008,7 @@
                 <w:sz w:val="22"/>
                 <w:szCs w:val="22"/>
               </w:rPr>
-              <w:t>顶部通栏、紧凑：以 S4 叙事主轴（thesis 句）作为 one-liner 一句话短述 + 简要概览（目标主体 / 类型覆盖 CLINICAL·FE·CE / 关键结论走向）。</w:t>
+              <w:t>顶部通栏、紧凑：以 S4 叙事主轴（thesis 句）作为 one-liner 一句话短述 + 简要概览（目标主体 / 类型覆盖 CLINS·FE·CE / 关键结论走向）。</w:t>
             </w:r>
           </w:p>
         </w:tc>
@@ -1100,7 +1100,7 @@
                 <w:sz w:val="22"/>
                 <w:szCs w:val="22"/>
               </w:rPr>
-              <w:t>列出本次覆盖的 CLINICAL / FE / CE 主题分块及其各自结论走向（附 [N]），一眼掌握维度与议题范围。</w:t>
+              <w:t>列出本次覆盖的 CLINS / FE / CE 主题分块及其各自结论走向（附 [N]），一眼掌握维度与议题范围。</w:t>
             </w:r>
           </w:p>
         </w:tc>
@@ -1376,7 +1376,7 @@
                 <w:sz w:val="22"/>
                 <w:szCs w:val="22"/>
               </w:rPr>
-              <w:t>并列同一主体下相互冲突的 CLINICAL / FE / CE 证据（各附 [N]），后接成因 ai-insight。</w:t>
+              <w:t>并列同一主体下相互冲突的 CLINS / FE / CE 证据（各附 [N]），后接成因 ai-insight。</w:t>
             </w:r>
           </w:p>
         </w:tc>
